--- a/docs/Задание_к_курсовому_проекту_ООП_Лапунов.docx
+++ b/docs/Задание_к_курсовому_проекту_ООП_Лапунов.docx
@@ -283,7 +283,7 @@
           <w:sz w:val="24"/>
           <w:szCs w:val="24"/>
         </w:rPr>
-        <w:t>3</w:t>
+        <w:t>1</w:t>
       </w:r>
       <w:r>
         <w:rPr>
@@ -418,14 +418,7 @@
           <w:sz w:val="24"/>
           <w:szCs w:val="24"/>
         </w:rPr>
-        <w:t>К</w:t>
-      </w:r>
-      <w:r>
-        <w:rPr>
-          <w:sz w:val="24"/>
-          <w:szCs w:val="24"/>
-        </w:rPr>
-        <w:t>орпоративный мессенджер</w:t>
+        <w:t>Корпоративный мессенджер</w:t>
       </w:r>
       <w:r>
         <w:rPr>
@@ -448,7 +441,7 @@
         <w:spacing w:before="240" w:line="276" w:lineRule="auto"/>
         <w:jc w:val="both"/>
         <w:rPr>
-          <w:color w:val="FFFF00"/>
+          <w:color w:val="000000" w:themeColor="text1"/>
           <w:sz w:val="24"/>
           <w:szCs w:val="24"/>
         </w:rPr>
@@ -468,18 +461,8 @@
           <w:color w:val="000000" w:themeColor="text1"/>
           <w:sz w:val="24"/>
           <w:szCs w:val="24"/>
-          <w:highlight w:val="yellow"/>
-        </w:rPr>
-        <w:t>0</w:t>
-      </w:r>
-      <w:r>
-        <w:rPr>
-          <w:color w:val="000000" w:themeColor="text1"/>
-          <w:sz w:val="24"/>
-          <w:szCs w:val="24"/>
-          <w:highlight w:val="yellow"/>
-        </w:rPr>
-        <w:t>1</w:t>
+        </w:rPr>
+        <w:t>02</w:t>
       </w:r>
       <w:r>
         <w:rPr>
@@ -694,21 +677,7 @@
           <w:sz w:val="24"/>
           <w:szCs w:val="24"/>
         </w:rPr>
-        <w:t xml:space="preserve"> </w:t>
-      </w:r>
-      <w:r>
-        <w:rPr>
-          <w:sz w:val="24"/>
-          <w:szCs w:val="24"/>
-        </w:rPr>
-        <w:t>10</w:t>
-      </w:r>
-      <w:r>
-        <w:rPr>
-          <w:sz w:val="24"/>
-          <w:szCs w:val="24"/>
-        </w:rPr>
-        <w:t xml:space="preserve">), </w:t>
+        <w:t xml:space="preserve"> 10), </w:t>
       </w:r>
       <w:r>
         <w:rPr>
@@ -753,14 +722,7 @@
           <w:sz w:val="24"/>
           <w:szCs w:val="24"/>
         </w:rPr>
-        <w:t xml:space="preserve"> </w:t>
-      </w:r>
-      <w:r>
-        <w:rPr>
-          <w:sz w:val="24"/>
-          <w:szCs w:val="24"/>
-        </w:rPr>
-        <w:t xml:space="preserve">и </w:t>
+        <w:t xml:space="preserve"> и </w:t>
       </w:r>
       <w:proofErr w:type="spellStart"/>
       <w:r>
@@ -1052,15 +1014,7 @@
           <w:iCs/>
           <w:sz w:val="20"/>
         </w:rPr>
-        <w:t>(Изучение принципов построения систем мгновенного обмена сообщениями в реальном времени. Сравнительный анализ существующих мессенджеров. Выбор и обоснование стека технологий</w:t>
-      </w:r>
-      <w:r>
-        <w:rPr>
-          <w:i/>
-          <w:iCs/>
-          <w:sz w:val="20"/>
-        </w:rPr>
-        <w:t>.</w:t>
+        <w:t>(Изучение принципов построения систем мгновенного обмена сообщениями в реальном времени. Сравнительный анализ существующих мессенджеров. Выбор и обоснование стека технологий.</w:t>
       </w:r>
     </w:p>
     <w:p>
@@ -1361,71 +1315,19 @@
         </w:rPr>
         <w:t>)</w:t>
       </w:r>
+      <w:r>
+        <w:rPr>
+          <w:sz w:val="24"/>
+          <w:szCs w:val="24"/>
+        </w:rPr>
+        <w:tab/>
+      </w:r>
     </w:p>
     <w:p>
       <w:pPr>
         <w:spacing w:line="276" w:lineRule="auto"/>
         <w:jc w:val="both"/>
         <w:rPr>
-          <w:i/>
-          <w:sz w:val="20"/>
-          <w:highlight w:val="yellow"/>
-        </w:rPr>
-      </w:pPr>
-      <w:r>
-        <w:rPr>
-          <w:sz w:val="24"/>
-          <w:szCs w:val="24"/>
-        </w:rPr>
-        <w:lastRenderedPageBreak/>
-        <w:tab/>
-        <w:t>Приложени</w:t>
-      </w:r>
-      <w:r>
-        <w:rPr>
-          <w:sz w:val="24"/>
-          <w:szCs w:val="24"/>
-        </w:rPr>
-        <w:t>я</w:t>
-      </w:r>
-      <w:r>
-        <w:rPr>
-          <w:sz w:val="24"/>
-          <w:szCs w:val="24"/>
-        </w:rPr>
-        <w:t xml:space="preserve"> </w:t>
-      </w:r>
-      <w:r>
-        <w:rPr>
-          <w:i/>
-          <w:sz w:val="20"/>
-        </w:rPr>
-        <w:t>(Ведомость документов, листинг программного кода и др.).</w:t>
-      </w:r>
-    </w:p>
-    <w:p>
-      <w:pPr>
-        <w:spacing w:line="276" w:lineRule="auto"/>
-        <w:jc w:val="both"/>
-        <w:rPr>
-          <w:sz w:val="24"/>
-          <w:szCs w:val="24"/>
-          <w:highlight w:val="yellow"/>
-        </w:rPr>
-      </w:pPr>
-      <w:r>
-        <w:rPr>
-          <w:sz w:val="24"/>
-          <w:szCs w:val="24"/>
-        </w:rPr>
-        <w:tab/>
-      </w:r>
-    </w:p>
-    <w:p>
-      <w:pPr>
-        <w:spacing w:line="276" w:lineRule="auto"/>
-        <w:jc w:val="both"/>
-        <w:rPr>
           <w:sz w:val="24"/>
           <w:szCs w:val="24"/>
         </w:rPr>
@@ -1438,6 +1340,7 @@
           <w:sz w:val="24"/>
           <w:szCs w:val="24"/>
         </w:rPr>
+        <w:lastRenderedPageBreak/>
         <w:t>5</w:t>
       </w:r>
       <w:r>
@@ -1834,6 +1737,7 @@
                 <w:color w:val="000000" w:themeColor="text1"/>
                 <w:sz w:val="24"/>
                 <w:szCs w:val="24"/>
+                <w:lang w:val="en-US"/>
               </w:rPr>
             </w:pPr>
             <w:r>
@@ -1875,8 +1779,9 @@
               <w:rPr>
                 <w:sz w:val="24"/>
                 <w:szCs w:val="24"/>
-              </w:rPr>
-              <w:t>5</w:t>
+                <w:lang w:val="en-US"/>
+              </w:rPr>
+              <w:t>6</w:t>
             </w:r>
           </w:p>
         </w:tc>
@@ -1998,6 +1903,7 @@
                 <w:color w:val="000000" w:themeColor="text1"/>
                 <w:sz w:val="24"/>
                 <w:szCs w:val="24"/>
+                <w:lang w:val="en-US"/>
               </w:rPr>
             </w:pPr>
             <w:r>
@@ -2032,8 +1938,9 @@
               <w:rPr>
                 <w:sz w:val="24"/>
                 <w:szCs w:val="24"/>
-              </w:rPr>
-              <w:t>5</w:t>
+                <w:lang w:val="en-US"/>
+              </w:rPr>
+              <w:t>6</w:t>
             </w:r>
           </w:p>
         </w:tc>
@@ -2152,6 +2059,7 @@
                 <w:color w:val="000000" w:themeColor="text1"/>
                 <w:sz w:val="24"/>
                 <w:szCs w:val="24"/>
+                <w:lang w:val="en-US"/>
               </w:rPr>
             </w:pPr>
             <w:r>
@@ -2193,8 +2101,9 @@
               <w:rPr>
                 <w:sz w:val="24"/>
                 <w:szCs w:val="24"/>
-              </w:rPr>
-              <w:t>5</w:t>
+                <w:lang w:val="en-US"/>
+              </w:rPr>
+              <w:t>6</w:t>
             </w:r>
           </w:p>
         </w:tc>
@@ -2298,6 +2207,7 @@
                 <w:color w:val="000000" w:themeColor="text1"/>
                 <w:sz w:val="24"/>
                 <w:szCs w:val="24"/>
+                <w:lang w:val="en-US"/>
               </w:rPr>
             </w:pPr>
             <w:r>
@@ -2327,8 +2237,9 @@
               <w:rPr>
                 <w:sz w:val="24"/>
                 <w:szCs w:val="24"/>
-              </w:rPr>
-              <w:t>5</w:t>
+                <w:lang w:val="en-US"/>
+              </w:rPr>
+              <w:t>6</w:t>
             </w:r>
           </w:p>
         </w:tc>
@@ -2434,6 +2345,7 @@
                 <w:color w:val="000000" w:themeColor="text1"/>
                 <w:sz w:val="24"/>
                 <w:szCs w:val="24"/>
+                <w:lang w:val="en-US"/>
               </w:rPr>
             </w:pPr>
             <w:r>
@@ -2441,7 +2353,7 @@
                 <w:color w:val="000000" w:themeColor="text1"/>
                 <w:sz w:val="24"/>
                 <w:szCs w:val="24"/>
-                <w:highlight w:val="yellow"/>
+                <w:lang w:val="en-US"/>
               </w:rPr>
               <w:t>0</w:t>
             </w:r>
@@ -2450,9 +2362,8 @@
                 <w:color w:val="000000" w:themeColor="text1"/>
                 <w:sz w:val="24"/>
                 <w:szCs w:val="24"/>
-                <w:highlight w:val="yellow"/>
-              </w:rPr>
-              <w:t>1</w:t>
+              </w:rPr>
+              <w:t>4</w:t>
             </w:r>
             <w:r>
               <w:rPr>
@@ -2476,7 +2387,16 @@
                 <w:sz w:val="24"/>
                 <w:szCs w:val="24"/>
               </w:rPr>
-              <w:t>.2025</w:t>
+              <w:t>.202</w:t>
+            </w:r>
+            <w:r>
+              <w:rPr>
+                <w:color w:val="000000" w:themeColor="text1"/>
+                <w:sz w:val="24"/>
+                <w:szCs w:val="24"/>
+                <w:lang w:val="en-US"/>
+              </w:rPr>
+              <w:t>6</w:t>
             </w:r>
           </w:p>
         </w:tc>
@@ -2525,6 +2445,7 @@
         <w:rPr>
           <w:sz w:val="24"/>
           <w:szCs w:val="24"/>
+          <w:lang w:val="en-US"/>
         </w:rPr>
       </w:pPr>
       <w:r>
@@ -2667,42 +2588,6 @@
           <w:szCs w:val="24"/>
         </w:rPr>
         <w:tab/>
-      </w:r>
-      <w:r>
-        <w:rPr>
-          <w:sz w:val="24"/>
-          <w:szCs w:val="24"/>
-        </w:rPr>
-        <w:tab/>
-      </w:r>
-      <w:r>
-        <w:rPr>
-          <w:sz w:val="24"/>
-          <w:szCs w:val="24"/>
-        </w:rPr>
-        <w:tab/>
-      </w:r>
-      <w:r>
-        <w:rPr>
-          <w:sz w:val="24"/>
-          <w:szCs w:val="24"/>
-        </w:rPr>
-        <w:tab/>
-      </w:r>
-      <w:r>
-        <w:rPr>
-          <w:sz w:val="24"/>
-          <w:szCs w:val="24"/>
-        </w:rPr>
-        <w:tab/>
-      </w:r>
-      <w:r>
-        <w:rPr>
-          <w:sz w:val="24"/>
-          <w:szCs w:val="24"/>
-          <w:u w:val="single"/>
-        </w:rPr>
-        <w:t xml:space="preserve"> </w:t>
       </w:r>
     </w:p>
     <w:p>
@@ -2826,7 +2711,7 @@
       <w:headerReference w:type="even" r:id="rId7"/>
       <w:headerReference w:type="default" r:id="rId8"/>
       <w:pgSz w:w="11906" w:h="16838"/>
-      <w:pgMar w:top="993" w:right="851" w:bottom="1134" w:left="851" w:header="709" w:footer="709" w:gutter="0"/>
+      <w:pgMar w:top="993" w:right="851" w:bottom="1134" w:left="851" w:header="709" w:footer="567" w:gutter="0"/>
       <w:cols w:space="708"/>
       <w:titlePg/>
       <w:docGrid w:linePitch="360"/>
@@ -3627,6 +3512,7 @@
   <w:style w:type="character" w:default="1" w:styleId="a0">
     <w:name w:val="Default Paragraph Font"/>
     <w:uiPriority w:val="1"/>
+    <w:semiHidden/>
     <w:unhideWhenUsed/>
   </w:style>
   <w:style w:type="table" w:default="1" w:styleId="a1">
@@ -3693,7 +3579,6 @@
     <w:basedOn w:val="a"/>
     <w:link w:val="a7"/>
     <w:uiPriority w:val="99"/>
-    <w:semiHidden/>
     <w:unhideWhenUsed/>
     <w:qFormat/>
     <w:pPr>
@@ -3762,7 +3647,6 @@
     <w:basedOn w:val="a0"/>
     <w:link w:val="a6"/>
     <w:uiPriority w:val="99"/>
-    <w:semiHidden/>
     <w:qFormat/>
     <w:rPr>
       <w:sz w:val="26"/>
